--- a/Meeting 1 2.15.2024.docx
+++ b/Meeting 1 2.15.2024.docx
@@ -190,14 +190,452 @@
       <w:r>
         <w:rPr>
           <w:rFonts w:ascii="Times New Roman" w:hAnsi="Times New Roman" w:cs="Times New Roman"/>
+          <w:b w:val="1"/>
+          <w:bCs w:val="1"/>
+          <w:sz w:val="24"/>
+          <w:szCs w:val="24"/>
+        </w:rPr>
+        <w:t>ATTENDANCE:</w:t>
+      </w:r>
+      <w:r>
+        <w:rPr>
+          <w:rFonts w:ascii="Times New Roman" w:hAnsi="Times New Roman" w:cs="Times New Roman"/>
+          <w:b w:val="1"/>
+          <w:bCs w:val="1"/>
+          <w:sz w:val="24"/>
+          <w:szCs w:val="24"/>
+        </w:rPr>
+        <w:t xml:space="preserve"> </w:t>
+      </w:r>
+      <w:r>
+        <w:rPr>
+          <w:rFonts w:ascii="Times New Roman" w:hAnsi="Times New Roman" w:cs="Times New Roman"/>
+          <w:sz w:val="24"/>
+          <w:szCs w:val="24"/>
+        </w:rPr>
+        <w:t xml:space="preserve">Spencer Rodenberg, </w:t>
+      </w:r>
+      <w:commentRangeStart w:id="618424108"/>
+      <w:r>
+        <w:rPr>
+          <w:rFonts w:ascii="Times New Roman" w:hAnsi="Times New Roman" w:cs="Times New Roman"/>
+          <w:sz w:val="24"/>
+          <w:szCs w:val="24"/>
+        </w:rPr>
+        <w:t>Ste</w:t>
+      </w:r>
+      <w:r>
+        <w:rPr>
+          <w:rFonts w:ascii="Times New Roman" w:hAnsi="Times New Roman" w:cs="Times New Roman"/>
+          <w:sz w:val="24"/>
+          <w:szCs w:val="24"/>
+        </w:rPr>
+        <w:t>ph</w:t>
+      </w:r>
+      <w:r>
+        <w:rPr>
+          <w:rFonts w:ascii="Times New Roman" w:hAnsi="Times New Roman" w:cs="Times New Roman"/>
+          <w:sz w:val="24"/>
+          <w:szCs w:val="24"/>
+        </w:rPr>
+        <w:t xml:space="preserve">en </w:t>
+      </w:r>
+      <w:commentRangeEnd w:id="618424108"/>
+      <w:r>
+        <w:rPr>
+          <w:rStyle w:val="CommentReference"/>
+        </w:rPr>
+        <w:commentReference w:id="618424108"/>
+      </w:r>
+      <w:r>
+        <w:rPr>
+          <w:rFonts w:ascii="Times New Roman" w:hAnsi="Times New Roman" w:cs="Times New Roman"/>
+          <w:sz w:val="24"/>
+          <w:szCs w:val="24"/>
+        </w:rPr>
+        <w:t xml:space="preserve">Schmidt, Ben </w:t>
+      </w:r>
+      <w:r>
+        <w:rPr>
+          <w:rFonts w:ascii="Times New Roman" w:hAnsi="Times New Roman" w:cs="Times New Roman"/>
+          <w:sz w:val="24"/>
+          <w:szCs w:val="24"/>
+        </w:rPr>
+        <w:t>Stonestreet, Sophi</w:t>
+      </w:r>
+      <w:r>
+        <w:rPr>
+          <w:rFonts w:ascii="Times New Roman" w:hAnsi="Times New Roman" w:cs="Times New Roman"/>
+          <w:sz w:val="24"/>
+          <w:szCs w:val="24"/>
+        </w:rPr>
+        <w:t>a</w:t>
+      </w:r>
+      <w:r>
+        <w:rPr>
+          <w:rFonts w:ascii="Times New Roman" w:hAnsi="Times New Roman" w:cs="Times New Roman"/>
+          <w:sz w:val="24"/>
+          <w:szCs w:val="24"/>
+        </w:rPr>
+        <w:t xml:space="preserve"> </w:t>
+      </w:r>
+      <w:r>
+        <w:rPr>
+          <w:rFonts w:ascii="Times New Roman" w:hAnsi="Times New Roman" w:cs="Times New Roman"/>
+          <w:sz w:val="24"/>
+          <w:szCs w:val="24"/>
+        </w:rPr>
+        <w:t>Medallada</w:t>
+      </w:r>
+      <w:r>
+        <w:rPr>
+          <w:rFonts w:ascii="Times New Roman" w:hAnsi="Times New Roman" w:cs="Times New Roman"/>
+          <w:sz w:val="24"/>
+          <w:szCs w:val="24"/>
+        </w:rPr>
+        <w:t>, Kyle Whitmer (absent)</w:t>
+      </w:r>
+    </w:p>
+    <w:p>
+      <w:pPr>
+        <w:rPr>
+          <w:rFonts w:ascii="Times New Roman" w:hAnsi="Times New Roman" w:cs="Times New Roman"/>
+          <w:sz w:val="24"/>
+          <w:szCs w:val="24"/>
+        </w:rPr>
+      </w:pPr>
+      <w:r>
+        <w:rPr>
+          <w:rFonts w:ascii="Times New Roman" w:hAnsi="Times New Roman" w:cs="Times New Roman"/>
+          <w:sz w:val="24"/>
+          <w:szCs w:val="24"/>
+        </w:rPr>
+        <w:t xml:space="preserve">Kyle absent from meeting due to prior obligations. </w:t>
+      </w:r>
+    </w:p>
+    <w:p>
+      <w:pPr>
+        <w:rPr>
+          <w:rFonts w:ascii="Times New Roman" w:hAnsi="Times New Roman" w:cs="Times New Roman"/>
+          <w:sz w:val="24"/>
+          <w:szCs w:val="24"/>
+        </w:rPr>
+      </w:pPr>
+      <w:r>
+        <w:rPr>
+          <w:rFonts w:ascii="Times New Roman" w:hAnsi="Times New Roman" w:cs="Times New Roman"/>
+          <w:sz w:val="24"/>
+          <w:szCs w:val="24"/>
+        </w:rPr>
+        <w:t xml:space="preserve">Started coming up with </w:t>
+      </w:r>
+      <w:r>
+        <w:rPr>
+          <w:rFonts w:ascii="Times New Roman" w:hAnsi="Times New Roman" w:cs="Times New Roman"/>
+          <w:sz w:val="24"/>
+          <w:szCs w:val="24"/>
+        </w:rPr>
+        <w:t xml:space="preserve">ideas </w:t>
+      </w:r>
+      <w:r>
+        <w:rPr>
+          <w:rFonts w:ascii="Times New Roman" w:hAnsi="Times New Roman" w:cs="Times New Roman"/>
+          <w:sz w:val="24"/>
+          <w:szCs w:val="24"/>
+        </w:rPr>
+        <w:t>for a company</w:t>
+      </w:r>
+      <w:r>
+        <w:rPr>
+          <w:rFonts w:ascii="Times New Roman" w:hAnsi="Times New Roman" w:cs="Times New Roman"/>
+          <w:sz w:val="24"/>
+          <w:szCs w:val="24"/>
+        </w:rPr>
+        <w:t xml:space="preserve"> name</w:t>
+      </w:r>
+      <w:r>
+        <w:rPr>
+          <w:rFonts w:ascii="Times New Roman" w:hAnsi="Times New Roman" w:cs="Times New Roman"/>
+          <w:sz w:val="24"/>
+          <w:szCs w:val="24"/>
+        </w:rPr>
+        <w:t>.</w:t>
+      </w:r>
+    </w:p>
+    <w:p>
+      <w:pPr>
+        <w:rPr>
+          <w:rFonts w:ascii="Times New Roman" w:hAnsi="Times New Roman" w:cs="Times New Roman"/>
+          <w:sz w:val="24"/>
+          <w:szCs w:val="24"/>
+        </w:rPr>
+      </w:pPr>
+      <w:r>
+        <w:rPr>
+          <w:rFonts w:ascii="Times New Roman" w:hAnsi="Times New Roman" w:cs="Times New Roman"/>
+          <w:sz w:val="24"/>
+          <w:szCs w:val="24"/>
+        </w:rPr>
+        <w:t>Company Names</w:t>
+      </w:r>
+      <w:r>
+        <w:rPr>
+          <w:rFonts w:ascii="Times New Roman" w:hAnsi="Times New Roman" w:cs="Times New Roman"/>
+          <w:sz w:val="24"/>
+          <w:szCs w:val="24"/>
+        </w:rPr>
+        <w:t>:</w:t>
+      </w:r>
+    </w:p>
+    <w:p>
+      <w:pPr>
+        <w:rPr>
+          <w:rFonts w:ascii="Times New Roman" w:hAnsi="Times New Roman" w:cs="Times New Roman"/>
+          <w:sz w:val="24"/>
+          <w:szCs w:val="24"/>
+        </w:rPr>
+      </w:pPr>
+      <w:r>
+        <w:rPr>
+          <w:rFonts w:ascii="Times New Roman" w:hAnsi="Times New Roman" w:cs="Times New Roman"/>
+          <w:sz w:val="24"/>
+          <w:szCs w:val="24"/>
+        </w:rPr>
+        <w:tab/>
+      </w:r>
+      <w:r>
+        <w:rPr>
+          <w:rFonts w:ascii="Times New Roman" w:hAnsi="Times New Roman" w:cs="Times New Roman"/>
+          <w:sz w:val="24"/>
+          <w:szCs w:val="24"/>
+        </w:rPr>
+        <w:t>Swiss Alien</w:t>
+      </w:r>
+    </w:p>
+    <w:p>
+      <w:pPr>
+        <w:rPr>
+          <w:rFonts w:ascii="Times New Roman" w:hAnsi="Times New Roman" w:cs="Times New Roman"/>
+          <w:sz w:val="24"/>
+          <w:szCs w:val="24"/>
+        </w:rPr>
+      </w:pPr>
+      <w:r>
+        <w:rPr>
+          <w:rFonts w:ascii="Times New Roman" w:hAnsi="Times New Roman" w:cs="Times New Roman"/>
+          <w:sz w:val="24"/>
+          <w:szCs w:val="24"/>
+        </w:rPr>
+        <w:tab/>
+      </w:r>
+      <w:r>
+        <w:rPr>
+          <w:rFonts w:ascii="Times New Roman" w:hAnsi="Times New Roman" w:cs="Times New Roman"/>
+          <w:sz w:val="24"/>
+          <w:szCs w:val="24"/>
+        </w:rPr>
+        <w:t>Kung-Fu Programmers</w:t>
+      </w:r>
+    </w:p>
+    <w:p>
+      <w:pPr>
+        <w:rPr>
+          <w:rFonts w:ascii="Times New Roman" w:hAnsi="Times New Roman" w:cs="Times New Roman"/>
+          <w:sz w:val="24"/>
+          <w:szCs w:val="24"/>
+        </w:rPr>
+      </w:pPr>
+      <w:r>
+        <w:rPr>
+          <w:rFonts w:ascii="Times New Roman" w:hAnsi="Times New Roman" w:cs="Times New Roman"/>
+          <w:sz w:val="24"/>
+          <w:szCs w:val="24"/>
+        </w:rPr>
+        <w:t>Ben created a term project GitHub repository</w:t>
+      </w:r>
+      <w:r>
+        <w:rPr>
+          <w:rFonts w:ascii="Times New Roman" w:hAnsi="Times New Roman" w:cs="Times New Roman"/>
+          <w:sz w:val="24"/>
+          <w:szCs w:val="24"/>
+        </w:rPr>
+        <w:t xml:space="preserve"> and added the rest of the team members into it.</w:t>
+      </w:r>
+    </w:p>
+    <w:p>
+      <w:pPr>
+        <w:rPr>
+          <w:rFonts w:ascii="Times New Roman" w:hAnsi="Times New Roman" w:cs="Times New Roman"/>
+          <w:sz w:val="24"/>
+          <w:szCs w:val="24"/>
+        </w:rPr>
+      </w:pPr>
+      <w:r>
+        <w:rPr>
+          <w:rFonts w:ascii="Times New Roman" w:hAnsi="Times New Roman" w:cs="Times New Roman"/>
+          <w:sz w:val="24"/>
+          <w:szCs w:val="24"/>
+        </w:rPr>
+        <w:t xml:space="preserve">Decided on the company name </w:t>
+      </w:r>
+      <w:r>
+        <w:rPr>
+          <w:rFonts w:ascii="Times New Roman" w:hAnsi="Times New Roman" w:cs="Times New Roman"/>
+          <w:sz w:val="24"/>
+          <w:szCs w:val="24"/>
+        </w:rPr>
+        <w:t>Kung-Fu Programmers</w:t>
+      </w:r>
+      <w:r>
+        <w:rPr>
+          <w:rFonts w:ascii="Times New Roman" w:hAnsi="Times New Roman" w:cs="Times New Roman"/>
+          <w:sz w:val="24"/>
+          <w:szCs w:val="24"/>
+        </w:rPr>
+        <w:t>.</w:t>
+      </w:r>
+      <w:r>
+        <w:rPr>
+          <w:rFonts w:ascii="Times New Roman" w:hAnsi="Times New Roman" w:cs="Times New Roman"/>
+          <w:sz w:val="24"/>
+          <w:szCs w:val="24"/>
+        </w:rPr>
+        <w:t xml:space="preserve"> </w:t>
+      </w:r>
+    </w:p>
+    <w:p>
+      <w:pPr>
+        <w:rPr>
+          <w:rFonts w:ascii="Times New Roman" w:hAnsi="Times New Roman" w:cs="Times New Roman"/>
+          <w:sz w:val="24"/>
+          <w:szCs w:val="24"/>
+        </w:rPr>
+      </w:pPr>
+      <w:r>
+        <w:rPr>
+          <w:rFonts w:ascii="Times New Roman" w:hAnsi="Times New Roman" w:cs="Times New Roman"/>
+          <w:sz w:val="24"/>
+          <w:szCs w:val="24"/>
+        </w:rPr>
+        <w:t xml:space="preserve">Reviewed the project management </w:t>
+      </w:r>
+      <w:r>
+        <w:rPr>
+          <w:rFonts w:ascii="Times New Roman" w:hAnsi="Times New Roman" w:cs="Times New Roman"/>
+          <w:sz w:val="24"/>
+          <w:szCs w:val="24"/>
+        </w:rPr>
+        <w:t xml:space="preserve">plan, seeing what we would need to fill out and deciding on a plan moving forward to fill out the </w:t>
+      </w:r>
+      <w:r>
+        <w:rPr>
+          <w:rFonts w:ascii="Times New Roman" w:hAnsi="Times New Roman" w:cs="Times New Roman"/>
+          <w:sz w:val="24"/>
+          <w:szCs w:val="24"/>
+        </w:rPr>
+        <w:t>plan. Unable to fully complete anything without the project assignment</w:t>
+      </w:r>
+      <w:r>
+        <w:rPr>
+          <w:rFonts w:ascii="Times New Roman" w:hAnsi="Times New Roman" w:cs="Times New Roman"/>
+          <w:sz w:val="24"/>
+          <w:szCs w:val="24"/>
+        </w:rPr>
+        <w:t>.</w:t>
+      </w:r>
+    </w:p>
+    <w:p>
+      <w:pPr>
+        <w:rPr>
+          <w:rFonts w:ascii="Times New Roman" w:hAnsi="Times New Roman" w:cs="Times New Roman"/>
+          <w:sz w:val="24"/>
+          <w:szCs w:val="24"/>
+        </w:rPr>
+      </w:pPr>
+      <w:r>
+        <w:rPr>
+          <w:rFonts w:ascii="Times New Roman" w:hAnsi="Times New Roman" w:cs="Times New Roman"/>
+          <w:sz w:val="24"/>
+          <w:szCs w:val="24"/>
+        </w:rPr>
+        <w:t>Made a plan to backup all important documents on Teams and GitHub.</w:t>
+      </w:r>
+    </w:p>
+    <w:p>
+      <w:pPr>
+        <w:rPr>
+          <w:rFonts w:ascii="Times New Roman" w:hAnsi="Times New Roman" w:cs="Times New Roman"/>
+          <w:sz w:val="24"/>
+          <w:szCs w:val="24"/>
+        </w:rPr>
+      </w:pPr>
+    </w:p>
+    <w:p>
+      <w:pPr>
+        <w:rPr>
+          <w:rFonts w:ascii="Times New Roman" w:hAnsi="Times New Roman" w:cs="Times New Roman"/>
+          <w:sz w:val="24"/>
+          <w:szCs w:val="24"/>
+        </w:rPr>
+      </w:pPr>
+    </w:p>
+    <w:p>
+      <w:pPr>
+        <w:rPr>
+          <w:rFonts w:ascii="Times New Roman" w:hAnsi="Times New Roman" w:cs="Times New Roman"/>
+          <w:sz w:val="24"/>
+          <w:szCs w:val="24"/>
+        </w:rPr>
+      </w:pPr>
+    </w:p>
+    <w:p>
+      <w:pPr>
+        <w:rPr>
+          <w:rFonts w:ascii="Times New Roman" w:hAnsi="Times New Roman" w:cs="Times New Roman"/>
+          <w:sz w:val="24"/>
+          <w:szCs w:val="24"/>
+        </w:rPr>
+      </w:pPr>
+      <w:r>
+        <w:rPr>
+          <w:rFonts w:ascii="Times New Roman" w:hAnsi="Times New Roman" w:cs="Times New Roman"/>
+          <w:sz w:val="24"/>
+          <w:szCs w:val="24"/>
+        </w:rPr>
+        <w:tab/>
+      </w:r>
+    </w:p>
+    <w:p>
+      <w:pPr>
+        <w:rPr>
+          <w:rFonts w:ascii="Times New Roman" w:hAnsi="Times New Roman" w:cs="Times New Roman"/>
+          <w:sz w:val="24"/>
+          <w:szCs w:val="24"/>
+        </w:rPr>
+      </w:pPr>
+    </w:p>
+    <w:p>
+      <w:pPr>
+        <w:rPr>
+          <w:rFonts w:ascii="Times New Roman" w:hAnsi="Times New Roman" w:cs="Times New Roman"/>
+          <w:sz w:val="24"/>
+          <w:szCs w:val="24"/>
+        </w:rPr>
+      </w:pPr>
+    </w:p>
+    <w:p>
+      <w:pPr>
+        <w:rPr>
+          <w:rFonts w:ascii="Times New Roman" w:hAnsi="Times New Roman" w:cs="Times New Roman"/>
           <w:b/>
           <w:bCs/>
           <w:sz w:val="24"/>
           <w:szCs w:val="24"/>
         </w:rPr>
-        <w:t>ATTENDANCE:</w:t>
-      </w:r>
-      <w:r>
+      </w:pPr>
+    </w:p>
+    <w:p>
+      <w:pPr>
         <w:rPr>
           <w:rFonts w:ascii="Times New Roman" w:hAnsi="Times New Roman" w:cs="Times New Roman"/>
           <w:b/>
@@ -205,343 +643,6 @@
           <w:sz w:val="24"/>
           <w:szCs w:val="24"/>
         </w:rPr>
-        <w:t xml:space="preserve"> </w:t>
-      </w:r>
-      <w:r>
-        <w:rPr>
-          <w:rFonts w:ascii="Times New Roman" w:hAnsi="Times New Roman" w:cs="Times New Roman"/>
-          <w:sz w:val="24"/>
-          <w:szCs w:val="24"/>
-        </w:rPr>
-        <w:t>Spencer Rodenberg, Ste</w:t>
-      </w:r>
-      <w:r>
-        <w:rPr>
-          <w:rFonts w:ascii="Times New Roman" w:hAnsi="Times New Roman" w:cs="Times New Roman"/>
-          <w:sz w:val="24"/>
-          <w:szCs w:val="24"/>
-        </w:rPr>
-        <w:t>ph</w:t>
-      </w:r>
-      <w:r>
-        <w:rPr>
-          <w:rFonts w:ascii="Times New Roman" w:hAnsi="Times New Roman" w:cs="Times New Roman"/>
-          <w:sz w:val="24"/>
-          <w:szCs w:val="24"/>
-        </w:rPr>
-        <w:t xml:space="preserve">en Schmidt, Ben </w:t>
-      </w:r>
-      <w:r>
-        <w:rPr>
-          <w:rFonts w:ascii="Times New Roman" w:hAnsi="Times New Roman" w:cs="Times New Roman"/>
-          <w:sz w:val="24"/>
-          <w:szCs w:val="24"/>
-        </w:rPr>
-        <w:t>Stonestreet, Sophie Medallada, Kyle Whitmer (absent)</w:t>
-      </w:r>
-    </w:p>
-    <w:p>
-      <w:pPr>
-        <w:rPr>
-          <w:rFonts w:ascii="Times New Roman" w:hAnsi="Times New Roman" w:cs="Times New Roman"/>
-          <w:sz w:val="24"/>
-          <w:szCs w:val="24"/>
-        </w:rPr>
-      </w:pPr>
-      <w:r>
-        <w:rPr>
-          <w:rFonts w:ascii="Times New Roman" w:hAnsi="Times New Roman" w:cs="Times New Roman"/>
-          <w:sz w:val="24"/>
-          <w:szCs w:val="24"/>
-        </w:rPr>
-        <w:t xml:space="preserve">Kyle absent from meeting due to prior obligations. </w:t>
-      </w:r>
-    </w:p>
-    <w:p>
-      <w:pPr>
-        <w:rPr>
-          <w:rFonts w:ascii="Times New Roman" w:hAnsi="Times New Roman" w:cs="Times New Roman"/>
-          <w:sz w:val="24"/>
-          <w:szCs w:val="24"/>
-        </w:rPr>
-      </w:pPr>
-      <w:r>
-        <w:rPr>
-          <w:rFonts w:ascii="Times New Roman" w:hAnsi="Times New Roman" w:cs="Times New Roman"/>
-          <w:sz w:val="24"/>
-          <w:szCs w:val="24"/>
-        </w:rPr>
-        <w:t xml:space="preserve">Started coming up with </w:t>
-      </w:r>
-      <w:r>
-        <w:rPr>
-          <w:rFonts w:ascii="Times New Roman" w:hAnsi="Times New Roman" w:cs="Times New Roman"/>
-          <w:sz w:val="24"/>
-          <w:szCs w:val="24"/>
-        </w:rPr>
-        <w:t xml:space="preserve">ideas </w:t>
-      </w:r>
-      <w:r>
-        <w:rPr>
-          <w:rFonts w:ascii="Times New Roman" w:hAnsi="Times New Roman" w:cs="Times New Roman"/>
-          <w:sz w:val="24"/>
-          <w:szCs w:val="24"/>
-        </w:rPr>
-        <w:t>for a company</w:t>
-      </w:r>
-      <w:r>
-        <w:rPr>
-          <w:rFonts w:ascii="Times New Roman" w:hAnsi="Times New Roman" w:cs="Times New Roman"/>
-          <w:sz w:val="24"/>
-          <w:szCs w:val="24"/>
-        </w:rPr>
-        <w:t xml:space="preserve"> name</w:t>
-      </w:r>
-      <w:r>
-        <w:rPr>
-          <w:rFonts w:ascii="Times New Roman" w:hAnsi="Times New Roman" w:cs="Times New Roman"/>
-          <w:sz w:val="24"/>
-          <w:szCs w:val="24"/>
-        </w:rPr>
-        <w:t>.</w:t>
-      </w:r>
-    </w:p>
-    <w:p>
-      <w:pPr>
-        <w:rPr>
-          <w:rFonts w:ascii="Times New Roman" w:hAnsi="Times New Roman" w:cs="Times New Roman"/>
-          <w:sz w:val="24"/>
-          <w:szCs w:val="24"/>
-        </w:rPr>
-      </w:pPr>
-      <w:r>
-        <w:rPr>
-          <w:rFonts w:ascii="Times New Roman" w:hAnsi="Times New Roman" w:cs="Times New Roman"/>
-          <w:sz w:val="24"/>
-          <w:szCs w:val="24"/>
-        </w:rPr>
-        <w:t>Company Names</w:t>
-      </w:r>
-      <w:r>
-        <w:rPr>
-          <w:rFonts w:ascii="Times New Roman" w:hAnsi="Times New Roman" w:cs="Times New Roman"/>
-          <w:sz w:val="24"/>
-          <w:szCs w:val="24"/>
-        </w:rPr>
-        <w:t>:</w:t>
-      </w:r>
-    </w:p>
-    <w:p>
-      <w:pPr>
-        <w:rPr>
-          <w:rFonts w:ascii="Times New Roman" w:hAnsi="Times New Roman" w:cs="Times New Roman"/>
-          <w:sz w:val="24"/>
-          <w:szCs w:val="24"/>
-        </w:rPr>
-      </w:pPr>
-      <w:r>
-        <w:rPr>
-          <w:rFonts w:ascii="Times New Roman" w:hAnsi="Times New Roman" w:cs="Times New Roman"/>
-          <w:sz w:val="24"/>
-          <w:szCs w:val="24"/>
-        </w:rPr>
-        <w:tab/>
-        <w:t>Swiss Alien</w:t>
-      </w:r>
-    </w:p>
-    <w:p>
-      <w:pPr>
-        <w:rPr>
-          <w:rFonts w:ascii="Times New Roman" w:hAnsi="Times New Roman" w:cs="Times New Roman"/>
-          <w:sz w:val="24"/>
-          <w:szCs w:val="24"/>
-        </w:rPr>
-      </w:pPr>
-      <w:r>
-        <w:rPr>
-          <w:rFonts w:ascii="Times New Roman" w:hAnsi="Times New Roman" w:cs="Times New Roman"/>
-          <w:sz w:val="24"/>
-          <w:szCs w:val="24"/>
-        </w:rPr>
-        <w:tab/>
-      </w:r>
-      <w:r>
-        <w:rPr>
-          <w:rFonts w:ascii="Times New Roman" w:hAnsi="Times New Roman" w:cs="Times New Roman"/>
-          <w:sz w:val="24"/>
-          <w:szCs w:val="24"/>
-        </w:rPr>
-        <w:t>Kung-Fu Programmers</w:t>
-      </w:r>
-    </w:p>
-    <w:p>
-      <w:pPr>
-        <w:rPr>
-          <w:rFonts w:ascii="Times New Roman" w:hAnsi="Times New Roman" w:cs="Times New Roman"/>
-          <w:sz w:val="24"/>
-          <w:szCs w:val="24"/>
-        </w:rPr>
-      </w:pPr>
-      <w:r>
-        <w:rPr>
-          <w:rFonts w:ascii="Times New Roman" w:hAnsi="Times New Roman" w:cs="Times New Roman"/>
-          <w:sz w:val="24"/>
-          <w:szCs w:val="24"/>
-        </w:rPr>
-        <w:t>Ben created a term project GitHub repository</w:t>
-      </w:r>
-      <w:r>
-        <w:rPr>
-          <w:rFonts w:ascii="Times New Roman" w:hAnsi="Times New Roman" w:cs="Times New Roman"/>
-          <w:sz w:val="24"/>
-          <w:szCs w:val="24"/>
-        </w:rPr>
-        <w:t xml:space="preserve"> and added the rest of the team members into it.</w:t>
-      </w:r>
-    </w:p>
-    <w:p>
-      <w:pPr>
-        <w:rPr>
-          <w:rFonts w:ascii="Times New Roman" w:hAnsi="Times New Roman" w:cs="Times New Roman"/>
-          <w:sz w:val="24"/>
-          <w:szCs w:val="24"/>
-        </w:rPr>
-      </w:pPr>
-      <w:r>
-        <w:rPr>
-          <w:rFonts w:ascii="Times New Roman" w:hAnsi="Times New Roman" w:cs="Times New Roman"/>
-          <w:sz w:val="24"/>
-          <w:szCs w:val="24"/>
-        </w:rPr>
-        <w:t>Decided on the company name Kung-Fu Programmers.</w:t>
-      </w:r>
-      <w:r>
-        <w:rPr>
-          <w:rFonts w:ascii="Times New Roman" w:hAnsi="Times New Roman" w:cs="Times New Roman"/>
-          <w:sz w:val="24"/>
-          <w:szCs w:val="24"/>
-        </w:rPr>
-        <w:t xml:space="preserve"> </w:t>
-      </w:r>
-    </w:p>
-    <w:p>
-      <w:pPr>
-        <w:rPr>
-          <w:rFonts w:ascii="Times New Roman" w:hAnsi="Times New Roman" w:cs="Times New Roman"/>
-          <w:sz w:val="24"/>
-          <w:szCs w:val="24"/>
-        </w:rPr>
-      </w:pPr>
-      <w:r>
-        <w:rPr>
-          <w:rFonts w:ascii="Times New Roman" w:hAnsi="Times New Roman" w:cs="Times New Roman"/>
-          <w:sz w:val="24"/>
-          <w:szCs w:val="24"/>
-        </w:rPr>
-        <w:t xml:space="preserve">Reviewed the project management </w:t>
-      </w:r>
-      <w:r>
-        <w:rPr>
-          <w:rFonts w:ascii="Times New Roman" w:hAnsi="Times New Roman" w:cs="Times New Roman"/>
-          <w:sz w:val="24"/>
-          <w:szCs w:val="24"/>
-        </w:rPr>
-        <w:t xml:space="preserve">plan, seeing what we would need to fill out and deciding on a plan moving forward to fill out the </w:t>
-      </w:r>
-      <w:r>
-        <w:rPr>
-          <w:rFonts w:ascii="Times New Roman" w:hAnsi="Times New Roman" w:cs="Times New Roman"/>
-          <w:sz w:val="24"/>
-          <w:szCs w:val="24"/>
-        </w:rPr>
-        <w:t>plan. Unable to fully complete anything without the project assignment</w:t>
-      </w:r>
-      <w:r>
-        <w:rPr>
-          <w:rFonts w:ascii="Times New Roman" w:hAnsi="Times New Roman" w:cs="Times New Roman"/>
-          <w:sz w:val="24"/>
-          <w:szCs w:val="24"/>
-        </w:rPr>
-        <w:t>.</w:t>
-      </w:r>
-    </w:p>
-    <w:p>
-      <w:pPr>
-        <w:rPr>
-          <w:rFonts w:ascii="Times New Roman" w:hAnsi="Times New Roman" w:cs="Times New Roman"/>
-          <w:sz w:val="24"/>
-          <w:szCs w:val="24"/>
-        </w:rPr>
-      </w:pPr>
-      <w:r>
-        <w:rPr>
-          <w:rFonts w:ascii="Times New Roman" w:hAnsi="Times New Roman" w:cs="Times New Roman"/>
-          <w:sz w:val="24"/>
-          <w:szCs w:val="24"/>
-        </w:rPr>
-        <w:t>Made a plan to backup all important documents on Teams and GitHub.</w:t>
-      </w:r>
-    </w:p>
-    <w:p>
-      <w:pPr>
-        <w:rPr>
-          <w:rFonts w:ascii="Times New Roman" w:hAnsi="Times New Roman" w:cs="Times New Roman"/>
-          <w:sz w:val="24"/>
-          <w:szCs w:val="24"/>
-        </w:rPr>
-      </w:pPr>
-    </w:p>
-    <w:p>
-      <w:pPr>
-        <w:rPr>
-          <w:rFonts w:ascii="Times New Roman" w:hAnsi="Times New Roman" w:cs="Times New Roman"/>
-          <w:sz w:val="24"/>
-          <w:szCs w:val="24"/>
-        </w:rPr>
-      </w:pPr>
-    </w:p>
-    <w:p>
-      <w:pPr>
-        <w:rPr>
-          <w:rFonts w:ascii="Times New Roman" w:hAnsi="Times New Roman" w:cs="Times New Roman"/>
-          <w:sz w:val="24"/>
-          <w:szCs w:val="24"/>
-        </w:rPr>
-      </w:pPr>
-    </w:p>
-    <w:p>
-      <w:pPr>
-        <w:rPr>
-          <w:rFonts w:ascii="Times New Roman" w:hAnsi="Times New Roman" w:cs="Times New Roman"/>
-          <w:sz w:val="24"/>
-          <w:szCs w:val="24"/>
-        </w:rPr>
-      </w:pPr>
-      <w:r>
-        <w:rPr>
-          <w:rFonts w:ascii="Times New Roman" w:hAnsi="Times New Roman" w:cs="Times New Roman"/>
-          <w:sz w:val="24"/>
-          <w:szCs w:val="24"/>
-        </w:rPr>
-        <w:tab/>
-      </w:r>
-    </w:p>
-    <w:p>
-      <w:pPr>
-        <w:rPr>
-          <w:rFonts w:ascii="Times New Roman" w:hAnsi="Times New Roman" w:cs="Times New Roman"/>
-          <w:sz w:val="24"/>
-          <w:szCs w:val="24"/>
-        </w:rPr>
-      </w:pPr>
-    </w:p>
-    <w:p>
-      <w:pPr>
-        <w:rPr>
-          <w:rFonts w:ascii="Times New Roman" w:hAnsi="Times New Roman" w:cs="Times New Roman"/>
-          <w:sz w:val="24"/>
-          <w:szCs w:val="24"/>
-        </w:rPr>
       </w:pPr>
     </w:p>
     <w:p>
@@ -555,30 +656,8 @@
         </w:rPr>
       </w:pPr>
     </w:p>
-    <w:p>
-      <w:pPr>
-        <w:rPr>
-          <w:rFonts w:ascii="Times New Roman" w:hAnsi="Times New Roman" w:cs="Times New Roman"/>
-          <w:b/>
-          <w:bCs/>
-          <w:sz w:val="24"/>
-          <w:szCs w:val="24"/>
-        </w:rPr>
-      </w:pPr>
-    </w:p>
-    <w:p>
-      <w:pPr>
-        <w:rPr>
-          <w:rFonts w:ascii="Times New Roman" w:hAnsi="Times New Roman" w:cs="Times New Roman"/>
-          <w:b/>
-          <w:bCs/>
-          <w:sz w:val="24"/>
-          <w:szCs w:val="24"/>
-        </w:rPr>
-      </w:pPr>
-    </w:p>
     <w:sectPr>
-      <w:pgSz w:w="12240" w:h="15840"/>
+      <w:pgSz w:w="12240" w:h="15840" w:orient="portrait"/>
       <w:pgMar w:top="1440" w:right="1440" w:bottom="1440" w:left="1440" w:header="720" w:footer="720" w:gutter="0"/>
       <w:cols w:space="720"/>
       <w:docGrid w:linePitch="360"/>
@@ -587,12 +666,60 @@
 </w:document>
 </file>
 
+<file path=word/comments.xml><?xml version="1.0" encoding="utf-8"?>
+<w:comments xmlns:w14="http://schemas.microsoft.com/office/word/2010/wordml" xmlns:w="http://schemas.openxmlformats.org/wordprocessingml/2006/main">
+  <w:comment w:initials="SM" w:author="Schmidt, Stephen M" w:date="2024-02-21T12:14:50" w:id="618424108">
+    <w:p>
+      <w:pPr>
+        <w:pStyle w:val="CommentText"/>
+      </w:pPr>
+      <w:r>
+        <w:rPr/>
+        <w:t>Corrected spelling of first name</w:t>
+      </w:r>
+      <w:r>
+        <w:rPr>
+          <w:rStyle w:val="CommentReference"/>
+        </w:rPr>
+        <w:annotationRef/>
+      </w:r>
+    </w:p>
+  </w:comment>
+</w:comments>
+</file>
+
+<file path=word/commentsExtended.xml><?xml version="1.0" encoding="utf-8"?>
+<w15:commentsEx xmlns:mc="http://schemas.openxmlformats.org/markup-compatibility/2006" xmlns:w15="http://schemas.microsoft.com/office/word/2012/wordml" mc:Ignorable="w15">
+  <w15:commentEx w15:done="0" w15:paraId="4DC10278"/>
+</w15:commentsEx>
+</file>
+
+<file path=word/commentsExtensible.xml><?xml version="1.0" encoding="utf-8"?>
+<w16cex:commentsExtensible xmlns:w16="http://schemas.microsoft.com/office/word/2018/wordml" xmlns:w16cex="http://schemas.microsoft.com/office/word/2018/wordml/cex" xmlns:mc="http://schemas.openxmlformats.org/markup-compatibility/2006" mc:Ignorable="w16 w16cex">
+  <w16cex:commentExtensible w16cex:durableId="58A73DDA" w16cex:dateUtc="2024-02-21T18:14:50.877Z"/>
+</w16cex:commentsExtensible>
+</file>
+
+<file path=word/commentsIds.xml><?xml version="1.0" encoding="utf-8"?>
+<w16cid:commentsIds xmlns:mc="http://schemas.openxmlformats.org/markup-compatibility/2006" xmlns:w16cid="http://schemas.microsoft.com/office/word/2016/wordml/cid" mc:Ignorable="w16cid">
+  <w16cid:commentId w16cid:paraId="4DC10278" w16cid:durableId="58A73DDA"/>
+</w16cid:commentsIds>
+</file>
+
+<file path=word/people.xml><?xml version="1.0" encoding="utf-8"?>
+<w15:people xmlns:mc="http://schemas.openxmlformats.org/markup-compatibility/2006" xmlns:w15="http://schemas.microsoft.com/office/word/2012/wordml" mc:Ignorable="w15">
+  <w15:person w15:author="Schmidt, Stephen M">
+    <w15:presenceInfo w15:providerId="AD" w15:userId="S::s803s199@home.ku.edu::0ee55872-2df6-4f5e-9665-a868ce8ba557"/>
+  </w15:person>
+</w15:people>
+</file>
+
 <file path=word/styles.xml><?xml version="1.0" encoding="utf-8"?>
-<w:styles xmlns:mc="http://schemas.openxmlformats.org/markup-compatibility/2006" xmlns:r="http://schemas.openxmlformats.org/officeDocument/2006/relationships" xmlns:w="http://schemas.openxmlformats.org/wordprocessingml/2006/main" xmlns:w14="http://schemas.microsoft.com/office/word/2010/wordml" xmlns:w15="http://schemas.microsoft.com/office/word/2012/wordml" xmlns:w16cex="http://schemas.microsoft.com/office/word/2018/wordml/cex" xmlns:w16cid="http://schemas.microsoft.com/office/word/2016/wordml/cid" xmlns:w16="http://schemas.microsoft.com/office/word/2018/wordml" xmlns:w16sdtdh="http://schemas.microsoft.com/office/word/2020/wordml/sdtdatahash" xmlns:w16se="http://schemas.microsoft.com/office/word/2015/wordml/symex" mc:Ignorable="w14 w15 w16se w16cid w16 w16cex w16sdtdh">
+<w:styles xmlns:wp14="http://schemas.microsoft.com/office/word/2010/wordprocessingDrawing" xmlns:mc="http://schemas.openxmlformats.org/markup-compatibility/2006" xmlns:r="http://schemas.openxmlformats.org/officeDocument/2006/relationships" xmlns:w="http://schemas.openxmlformats.org/wordprocessingml/2006/main" xmlns:w14="http://schemas.microsoft.com/office/word/2010/wordml" xmlns:w15="http://schemas.microsoft.com/office/word/2012/wordml" xmlns:w16cex="http://schemas.microsoft.com/office/word/2018/wordml/cex" xmlns:w16cid="http://schemas.microsoft.com/office/word/2016/wordml/cid" xmlns:w16="http://schemas.microsoft.com/office/word/2018/wordml" xmlns:w16sdtdh="http://schemas.microsoft.com/office/word/2020/wordml/sdtdatahash" xmlns:w16se="http://schemas.microsoft.com/office/word/2015/wordml/symex" mc:Ignorable="w14 w15 w16se w16cid w16 w16cex w16sdtdh wp14">
   <w:docDefaults>
     <w:rPrDefault>
       <w:rPr>
-        <w:rFonts w:asciiTheme="minorHAnsi" w:eastAsiaTheme="minorHAnsi" w:hAnsiTheme="minorHAnsi" w:cstheme="minorBidi"/>
+        <w:rFonts w:asciiTheme="minorHAnsi" w:hAnsiTheme="minorHAnsi" w:eastAsiaTheme="minorHAnsi" w:cstheme="minorBidi"/>
         <w:kern w:val="2"/>
         <w:sz w:val="22"/>
         <w:szCs w:val="22"/>
@@ -609,14 +736,14 @@
   <w:latentStyles w:defLockedState="0" w:defUIPriority="99" w:defSemiHidden="0" w:defUnhideWhenUsed="0" w:defQFormat="0" w:count="376">
     <w:lsdException w:name="Normal" w:uiPriority="0" w:qFormat="1"/>
     <w:lsdException w:name="heading 1" w:uiPriority="9" w:qFormat="1"/>
-    <w:lsdException w:name="heading 2" w:semiHidden="1" w:uiPriority="9" w:unhideWhenUsed="1" w:qFormat="1"/>
-    <w:lsdException w:name="heading 3" w:semiHidden="1" w:uiPriority="9" w:unhideWhenUsed="1" w:qFormat="1"/>
-    <w:lsdException w:name="heading 4" w:semiHidden="1" w:uiPriority="9" w:unhideWhenUsed="1" w:qFormat="1"/>
-    <w:lsdException w:name="heading 5" w:semiHidden="1" w:uiPriority="9" w:unhideWhenUsed="1" w:qFormat="1"/>
-    <w:lsdException w:name="heading 6" w:semiHidden="1" w:uiPriority="9" w:unhideWhenUsed="1" w:qFormat="1"/>
-    <w:lsdException w:name="heading 7" w:semiHidden="1" w:uiPriority="9" w:unhideWhenUsed="1" w:qFormat="1"/>
-    <w:lsdException w:name="heading 8" w:semiHidden="1" w:uiPriority="9" w:unhideWhenUsed="1" w:qFormat="1"/>
-    <w:lsdException w:name="heading 9" w:semiHidden="1" w:uiPriority="9" w:unhideWhenUsed="1" w:qFormat="1"/>
+    <w:lsdException w:name="heading 2" w:uiPriority="9" w:semiHidden="1" w:unhideWhenUsed="1" w:qFormat="1"/>
+    <w:lsdException w:name="heading 3" w:uiPriority="9" w:semiHidden="1" w:unhideWhenUsed="1" w:qFormat="1"/>
+    <w:lsdException w:name="heading 4" w:uiPriority="9" w:semiHidden="1" w:unhideWhenUsed="1" w:qFormat="1"/>
+    <w:lsdException w:name="heading 5" w:uiPriority="9" w:semiHidden="1" w:unhideWhenUsed="1" w:qFormat="1"/>
+    <w:lsdException w:name="heading 6" w:uiPriority="9" w:semiHidden="1" w:unhideWhenUsed="1" w:qFormat="1"/>
+    <w:lsdException w:name="heading 7" w:uiPriority="9" w:semiHidden="1" w:unhideWhenUsed="1" w:qFormat="1"/>
+    <w:lsdException w:name="heading 8" w:uiPriority="9" w:semiHidden="1" w:unhideWhenUsed="1" w:qFormat="1"/>
+    <w:lsdException w:name="heading 9" w:uiPriority="9" w:semiHidden="1" w:unhideWhenUsed="1" w:qFormat="1"/>
     <w:lsdException w:name="index 1" w:semiHidden="1" w:unhideWhenUsed="1"/>
     <w:lsdException w:name="index 2" w:semiHidden="1" w:unhideWhenUsed="1"/>
     <w:lsdException w:name="index 3" w:semiHidden="1" w:unhideWhenUsed="1"/>
@@ -626,22 +753,22 @@
     <w:lsdException w:name="index 7" w:semiHidden="1" w:unhideWhenUsed="1"/>
     <w:lsdException w:name="index 8" w:semiHidden="1" w:unhideWhenUsed="1"/>
     <w:lsdException w:name="index 9" w:semiHidden="1" w:unhideWhenUsed="1"/>
-    <w:lsdException w:name="toc 1" w:semiHidden="1" w:uiPriority="39" w:unhideWhenUsed="1"/>
-    <w:lsdException w:name="toc 2" w:semiHidden="1" w:uiPriority="39" w:unhideWhenUsed="1"/>
-    <w:lsdException w:name="toc 3" w:semiHidden="1" w:uiPriority="39" w:unhideWhenUsed="1"/>
-    <w:lsdException w:name="toc 4" w:semiHidden="1" w:uiPriority="39" w:unhideWhenUsed="1"/>
-    <w:lsdException w:name="toc 5" w:semiHidden="1" w:uiPriority="39" w:unhideWhenUsed="1"/>
-    <w:lsdException w:name="toc 6" w:semiHidden="1" w:uiPriority="39" w:unhideWhenUsed="1"/>
-    <w:lsdException w:name="toc 7" w:semiHidden="1" w:uiPriority="39" w:unhideWhenUsed="1"/>
-    <w:lsdException w:name="toc 8" w:semiHidden="1" w:uiPriority="39" w:unhideWhenUsed="1"/>
-    <w:lsdException w:name="toc 9" w:semiHidden="1" w:uiPriority="39" w:unhideWhenUsed="1"/>
+    <w:lsdException w:name="toc 1" w:uiPriority="39" w:semiHidden="1" w:unhideWhenUsed="1"/>
+    <w:lsdException w:name="toc 2" w:uiPriority="39" w:semiHidden="1" w:unhideWhenUsed="1"/>
+    <w:lsdException w:name="toc 3" w:uiPriority="39" w:semiHidden="1" w:unhideWhenUsed="1"/>
+    <w:lsdException w:name="toc 4" w:uiPriority="39" w:semiHidden="1" w:unhideWhenUsed="1"/>
+    <w:lsdException w:name="toc 5" w:uiPriority="39" w:semiHidden="1" w:unhideWhenUsed="1"/>
+    <w:lsdException w:name="toc 6" w:uiPriority="39" w:semiHidden="1" w:unhideWhenUsed="1"/>
+    <w:lsdException w:name="toc 7" w:uiPriority="39" w:semiHidden="1" w:unhideWhenUsed="1"/>
+    <w:lsdException w:name="toc 8" w:uiPriority="39" w:semiHidden="1" w:unhideWhenUsed="1"/>
+    <w:lsdException w:name="toc 9" w:uiPriority="39" w:semiHidden="1" w:unhideWhenUsed="1"/>
     <w:lsdException w:name="Normal Indent" w:semiHidden="1" w:unhideWhenUsed="1"/>
     <w:lsdException w:name="footnote text" w:semiHidden="1" w:unhideWhenUsed="1"/>
     <w:lsdException w:name="annotation text" w:semiHidden="1" w:unhideWhenUsed="1"/>
     <w:lsdException w:name="header" w:semiHidden="1" w:unhideWhenUsed="1"/>
     <w:lsdException w:name="footer" w:semiHidden="1" w:unhideWhenUsed="1"/>
     <w:lsdException w:name="index heading" w:semiHidden="1" w:unhideWhenUsed="1"/>
-    <w:lsdException w:name="caption" w:semiHidden="1" w:uiPriority="35" w:unhideWhenUsed="1" w:qFormat="1"/>
+    <w:lsdException w:name="caption" w:uiPriority="35" w:semiHidden="1" w:unhideWhenUsed="1" w:qFormat="1"/>
     <w:lsdException w:name="table of figures" w:semiHidden="1" w:unhideWhenUsed="1"/>
     <w:lsdException w:name="envelope address" w:semiHidden="1" w:unhideWhenUsed="1"/>
     <w:lsdException w:name="envelope return" w:semiHidden="1" w:unhideWhenUsed="1"/>
@@ -672,7 +799,7 @@
     <w:lsdException w:name="Title" w:uiPriority="10" w:qFormat="1"/>
     <w:lsdException w:name="Closing" w:semiHidden="1" w:unhideWhenUsed="1"/>
     <w:lsdException w:name="Signature" w:semiHidden="1" w:unhideWhenUsed="1"/>
-    <w:lsdException w:name="Default Paragraph Font" w:semiHidden="1" w:uiPriority="1" w:unhideWhenUsed="1"/>
+    <w:lsdException w:name="Default Paragraph Font" w:uiPriority="1" w:semiHidden="1" w:unhideWhenUsed="1"/>
     <w:lsdException w:name="Body Text" w:semiHidden="1" w:unhideWhenUsed="1"/>
     <w:lsdException w:name="Body Text Indent" w:semiHidden="1" w:unhideWhenUsed="1"/>
     <w:lsdException w:name="List Continue" w:semiHidden="1" w:unhideWhenUsed="1"/>
@@ -872,8 +999,8 @@
     <w:lsdException w:name="Subtle Reference" w:uiPriority="31" w:qFormat="1"/>
     <w:lsdException w:name="Intense Reference" w:uiPriority="32" w:qFormat="1"/>
     <w:lsdException w:name="Book Title" w:uiPriority="33" w:qFormat="1"/>
-    <w:lsdException w:name="Bibliography" w:semiHidden="1" w:uiPriority="37" w:unhideWhenUsed="1"/>
-    <w:lsdException w:name="TOC Heading" w:semiHidden="1" w:uiPriority="39" w:unhideWhenUsed="1" w:qFormat="1"/>
+    <w:lsdException w:name="Bibliography" w:uiPriority="37" w:semiHidden="1" w:unhideWhenUsed="1"/>
+    <w:lsdException w:name="TOC Heading" w:uiPriority="39" w:semiHidden="1" w:unhideWhenUsed="1" w:qFormat="1"/>
     <w:lsdException w:name="Plain Table 1" w:uiPriority="41"/>
     <w:lsdException w:name="Plain Table 2" w:uiPriority="42"/>
     <w:lsdException w:name="Plain Table 3" w:uiPriority="43"/>
@@ -984,17 +1111,17 @@
     <w:lsdException w:name="Unresolved Mention" w:semiHidden="1" w:unhideWhenUsed="1"/>
     <w:lsdException w:name="Smart Link" w:semiHidden="1" w:unhideWhenUsed="1"/>
   </w:latentStyles>
-  <w:style w:type="paragraph" w:default="1" w:styleId="Normal">
+  <w:style w:type="paragraph" w:styleId="Normal" w:default="1">
     <w:name w:val="Normal"/>
     <w:qFormat/>
   </w:style>
-  <w:style w:type="character" w:default="1" w:styleId="DefaultParagraphFont">
+  <w:style w:type="character" w:styleId="DefaultParagraphFont" w:default="1">
     <w:name w:val="Default Paragraph Font"/>
     <w:uiPriority w:val="1"/>
     <w:semiHidden/>
     <w:unhideWhenUsed/>
   </w:style>
-  <w:style w:type="table" w:default="1" w:styleId="TableNormal">
+  <w:style w:type="table" w:styleId="TableNormal" w:default="1">
     <w:name w:val="Normal Table"/>
     <w:uiPriority w:val="99"/>
     <w:semiHidden/>
@@ -1009,7 +1136,7 @@
       </w:tblCellMar>
     </w:tblPr>
   </w:style>
-  <w:style w:type="numbering" w:default="1" w:styleId="NoList">
+  <w:style w:type="numbering" w:styleId="NoList" w:default="1">
     <w:name w:val="No List"/>
     <w:uiPriority w:val="99"/>
     <w:semiHidden/>
@@ -1311,4 +1438,217 @@
     </a:ext>
   </a:extLst>
 </a:theme>
+</file>
+
+<file path=customXml/item1.xml><?xml version="1.0" encoding="utf-8"?>
+<ct:contentTypeSchema xmlns:ct="http://schemas.microsoft.com/office/2006/metadata/contentType" xmlns:ma="http://schemas.microsoft.com/office/2006/metadata/properties/metaAttributes" ct:_="" ma:_="" ma:contentTypeName="Document" ma:contentTypeID="0x0101001A1C9E277F60144FB87E7660CBC234BF" ma:contentTypeVersion="9" ma:contentTypeDescription="Create a new document." ma:contentTypeScope="" ma:versionID="2bc538701a90f14b1fd8bb798f34e44d">
+  <xsd:schema xmlns:xsd="http://www.w3.org/2001/XMLSchema" xmlns:xs="http://www.w3.org/2001/XMLSchema" xmlns:p="http://schemas.microsoft.com/office/2006/metadata/properties" xmlns:ns2="ff51b768-b286-48f3-864e-18f827f5bd10" xmlns:ns3="52368652-30b7-403a-9b02-8b0663fbc4b5" targetNamespace="http://schemas.microsoft.com/office/2006/metadata/properties" ma:root="true" ma:fieldsID="7d95d5727f302553bc8c6a781953a6e6" ns2:_="" ns3:_="">
+    <xsd:import namespace="ff51b768-b286-48f3-864e-18f827f5bd10"/>
+    <xsd:import namespace="52368652-30b7-403a-9b02-8b0663fbc4b5"/>
+    <xsd:element name="properties">
+      <xsd:complexType>
+        <xsd:sequence>
+          <xsd:element name="documentManagement">
+            <xsd:complexType>
+              <xsd:all>
+                <xsd:element ref="ns2:MediaServiceMetadata" minOccurs="0"/>
+                <xsd:element ref="ns2:MediaServiceFastMetadata" minOccurs="0"/>
+                <xsd:element ref="ns2:MediaServiceSearchProperties" minOccurs="0"/>
+                <xsd:element ref="ns2:MediaServiceObjectDetectorVersions" minOccurs="0"/>
+                <xsd:element ref="ns2:lcf76f155ced4ddcb4097134ff3c332f" minOccurs="0"/>
+                <xsd:element ref="ns3:TaxCatchAll" minOccurs="0"/>
+                <xsd:element ref="ns2:MediaServiceGenerationTime" minOccurs="0"/>
+                <xsd:element ref="ns2:MediaServiceEventHashCode" minOccurs="0"/>
+              </xsd:all>
+            </xsd:complexType>
+          </xsd:element>
+        </xsd:sequence>
+      </xsd:complexType>
+    </xsd:element>
+  </xsd:schema>
+  <xsd:schema xmlns:xsd="http://www.w3.org/2001/XMLSchema" xmlns:xs="http://www.w3.org/2001/XMLSchema" xmlns:dms="http://schemas.microsoft.com/office/2006/documentManagement/types" xmlns:pc="http://schemas.microsoft.com/office/infopath/2007/PartnerControls" targetNamespace="ff51b768-b286-48f3-864e-18f827f5bd10" elementFormDefault="qualified">
+    <xsd:import namespace="http://schemas.microsoft.com/office/2006/documentManagement/types"/>
+    <xsd:import namespace="http://schemas.microsoft.com/office/infopath/2007/PartnerControls"/>
+    <xsd:element name="MediaServiceMetadata" ma:index="8" nillable="true" ma:displayName="MediaServiceMetadata" ma:hidden="true" ma:internalName="MediaServiceMetadata" ma:readOnly="true">
+      <xsd:simpleType>
+        <xsd:restriction base="dms:Note"/>
+      </xsd:simpleType>
+    </xsd:element>
+    <xsd:element name="MediaServiceFastMetadata" ma:index="9" nillable="true" ma:displayName="MediaServiceFastMetadata" ma:hidden="true" ma:internalName="MediaServiceFastMetadata" ma:readOnly="true">
+      <xsd:simpleType>
+        <xsd:restriction base="dms:Note"/>
+      </xsd:simpleType>
+    </xsd:element>
+    <xsd:element name="MediaServiceSearchProperties" ma:index="10" nillable="true" ma:displayName="MediaServiceSearchProperties" ma:hidden="true" ma:internalName="MediaServiceSearchProperties" ma:readOnly="true">
+      <xsd:simpleType>
+        <xsd:restriction base="dms:Note"/>
+      </xsd:simpleType>
+    </xsd:element>
+    <xsd:element name="MediaServiceObjectDetectorVersions" ma:index="11" nillable="true" ma:displayName="MediaServiceObjectDetectorVersions" ma:hidden="true" ma:indexed="true" ma:internalName="MediaServiceObjectDetectorVersions" ma:readOnly="true">
+      <xsd:simpleType>
+        <xsd:restriction base="dms:Text"/>
+      </xsd:simpleType>
+    </xsd:element>
+    <xsd:element name="lcf76f155ced4ddcb4097134ff3c332f" ma:index="13" nillable="true" ma:taxonomy="true" ma:internalName="lcf76f155ced4ddcb4097134ff3c332f" ma:taxonomyFieldName="MediaServiceImageTags" ma:displayName="Image Tags" ma:readOnly="false" ma:fieldId="{5cf76f15-5ced-4ddc-b409-7134ff3c332f}" ma:taxonomyMulti="true" ma:sspId="5c2c5899-478d-4689-af14-80570c5f1ccc" ma:termSetId="09814cd3-568e-fe90-9814-8d621ff8fb84" ma:anchorId="fba54fb3-c3e1-fe81-a776-ca4b69148c4d" ma:open="true" ma:isKeyword="false">
+      <xsd:complexType>
+        <xsd:sequence>
+          <xsd:element ref="pc:Terms" minOccurs="0" maxOccurs="1"/>
+        </xsd:sequence>
+      </xsd:complexType>
+    </xsd:element>
+    <xsd:element name="MediaServiceGenerationTime" ma:index="15" nillable="true" ma:displayName="MediaServiceGenerationTime" ma:hidden="true" ma:internalName="MediaServiceGenerationTime" ma:readOnly="true">
+      <xsd:simpleType>
+        <xsd:restriction base="dms:Text"/>
+      </xsd:simpleType>
+    </xsd:element>
+    <xsd:element name="MediaServiceEventHashCode" ma:index="16" nillable="true" ma:displayName="MediaServiceEventHashCode" ma:hidden="true" ma:internalName="MediaServiceEventHashCode" ma:readOnly="true">
+      <xsd:simpleType>
+        <xsd:restriction base="dms:Text"/>
+      </xsd:simpleType>
+    </xsd:element>
+  </xsd:schema>
+  <xsd:schema xmlns:xsd="http://www.w3.org/2001/XMLSchema" xmlns:xs="http://www.w3.org/2001/XMLSchema" xmlns:dms="http://schemas.microsoft.com/office/2006/documentManagement/types" xmlns:pc="http://schemas.microsoft.com/office/infopath/2007/PartnerControls" targetNamespace="52368652-30b7-403a-9b02-8b0663fbc4b5" elementFormDefault="qualified">
+    <xsd:import namespace="http://schemas.microsoft.com/office/2006/documentManagement/types"/>
+    <xsd:import namespace="http://schemas.microsoft.com/office/infopath/2007/PartnerControls"/>
+    <xsd:element name="TaxCatchAll" ma:index="14" nillable="true" ma:displayName="Taxonomy Catch All Column" ma:hidden="true" ma:list="{382eddb4-5a61-4ae3-abad-8d38c7eae9d2}" ma:internalName="TaxCatchAll" ma:showField="CatchAllData" ma:web="52368652-30b7-403a-9b02-8b0663fbc4b5">
+      <xsd:complexType>
+        <xsd:complexContent>
+          <xsd:extension base="dms:MultiChoiceLookup">
+            <xsd:sequence>
+              <xsd:element name="Value" type="dms:Lookup" maxOccurs="unbounded" minOccurs="0" nillable="true"/>
+            </xsd:sequence>
+          </xsd:extension>
+        </xsd:complexContent>
+      </xsd:complexType>
+    </xsd:element>
+  </xsd:schema>
+  <xsd:schema xmlns="http://schemas.openxmlformats.org/package/2006/metadata/core-properties" xmlns:xsd="http://www.w3.org/2001/XMLSchema" xmlns:xsi="http://www.w3.org/2001/XMLSchema-instance" xmlns:dc="http://purl.org/dc/elements/1.1/" xmlns:dcterms="http://purl.org/dc/terms/" xmlns:odoc="http://schemas.microsoft.com/internal/obd" targetNamespace="http://schemas.openxmlformats.org/package/2006/metadata/core-properties" elementFormDefault="qualified" attributeFormDefault="unqualified" blockDefault="#all">
+    <xsd:import namespace="http://purl.org/dc/elements/1.1/" schemaLocation="http://dublincore.org/schemas/xmls/qdc/2003/04/02/dc.xsd"/>
+    <xsd:import namespace="http://purl.org/dc/terms/" schemaLocation="http://dublincore.org/schemas/xmls/qdc/2003/04/02/dcterms.xsd"/>
+    <xsd:element name="coreProperties" type="CT_coreProperties"/>
+    <xsd:complexType name="CT_coreProperties">
+      <xsd:all>
+        <xsd:element ref="dc:creator" minOccurs="0" maxOccurs="1"/>
+        <xsd:element ref="dcterms:created" minOccurs="0" maxOccurs="1"/>
+        <xsd:element ref="dc:identifier" minOccurs="0" maxOccurs="1"/>
+        <xsd:element name="contentType" minOccurs="0" maxOccurs="1" type="xsd:string" ma:index="0" ma:displayName="Content Type"/>
+        <xsd:element ref="dc:title" minOccurs="0" maxOccurs="1" ma:index="4" ma:displayName="Title"/>
+        <xsd:element ref="dc:subject" minOccurs="0" maxOccurs="1"/>
+        <xsd:element ref="dc:description" minOccurs="0" maxOccurs="1"/>
+        <xsd:element name="keywords" minOccurs="0" maxOccurs="1" type="xsd:string"/>
+        <xsd:element ref="dc:language" minOccurs="0" maxOccurs="1"/>
+        <xsd:element name="category" minOccurs="0" maxOccurs="1" type="xsd:string"/>
+        <xsd:element name="version" minOccurs="0" maxOccurs="1" type="xsd:string"/>
+        <xsd:element name="revision" minOccurs="0" maxOccurs="1" type="xsd:string">
+          <xsd:annotation>
+            <xsd:documentation>
+                        This value indicates the number of saves or revisions. The application is responsible for updating this value after each revision.
+                    </xsd:documentation>
+          </xsd:annotation>
+        </xsd:element>
+        <xsd:element name="lastModifiedBy" minOccurs="0" maxOccurs="1" type="xsd:string"/>
+        <xsd:element ref="dcterms:modified" minOccurs="0" maxOccurs="1"/>
+        <xsd:element name="contentStatus" minOccurs="0" maxOccurs="1" type="xsd:string"/>
+      </xsd:all>
+    </xsd:complexType>
+  </xsd:schema>
+  <xs:schema xmlns:pc="http://schemas.microsoft.com/office/infopath/2007/PartnerControls" xmlns:xs="http://www.w3.org/2001/XMLSchema" targetNamespace="http://schemas.microsoft.com/office/infopath/2007/PartnerControls" elementFormDefault="qualified" attributeFormDefault="unqualified">
+    <xs:element name="Person">
+      <xs:complexType>
+        <xs:sequence>
+          <xs:element ref="pc:DisplayName" minOccurs="0"/>
+          <xs:element ref="pc:AccountId" minOccurs="0"/>
+          <xs:element ref="pc:AccountType" minOccurs="0"/>
+        </xs:sequence>
+      </xs:complexType>
+    </xs:element>
+    <xs:element name="DisplayName" type="xs:string"/>
+    <xs:element name="AccountId" type="xs:string"/>
+    <xs:element name="AccountType" type="xs:string"/>
+    <xs:element name="BDCAssociatedEntity">
+      <xs:complexType>
+        <xs:sequence>
+          <xs:element ref="pc:BDCEntity" minOccurs="0" maxOccurs="unbounded"/>
+        </xs:sequence>
+        <xs:attribute ref="pc:EntityNamespace"/>
+        <xs:attribute ref="pc:EntityName"/>
+        <xs:attribute ref="pc:SystemInstanceName"/>
+        <xs:attribute ref="pc:AssociationName"/>
+      </xs:complexType>
+    </xs:element>
+    <xs:attribute name="EntityNamespace" type="xs:string"/>
+    <xs:attribute name="EntityName" type="xs:string"/>
+    <xs:attribute name="SystemInstanceName" type="xs:string"/>
+    <xs:attribute name="AssociationName" type="xs:string"/>
+    <xs:element name="BDCEntity">
+      <xs:complexType>
+        <xs:sequence>
+          <xs:element ref="pc:EntityDisplayName" minOccurs="0"/>
+          <xs:element ref="pc:EntityInstanceReference" minOccurs="0"/>
+          <xs:element ref="pc:EntityId1" minOccurs="0"/>
+          <xs:element ref="pc:EntityId2" minOccurs="0"/>
+          <xs:element ref="pc:EntityId3" minOccurs="0"/>
+          <xs:element ref="pc:EntityId4" minOccurs="0"/>
+          <xs:element ref="pc:EntityId5" minOccurs="0"/>
+        </xs:sequence>
+      </xs:complexType>
+    </xs:element>
+    <xs:element name="EntityDisplayName" type="xs:string"/>
+    <xs:element name="EntityInstanceReference" type="xs:string"/>
+    <xs:element name="EntityId1" type="xs:string"/>
+    <xs:element name="EntityId2" type="xs:string"/>
+    <xs:element name="EntityId3" type="xs:string"/>
+    <xs:element name="EntityId4" type="xs:string"/>
+    <xs:element name="EntityId5" type="xs:string"/>
+    <xs:element name="Terms">
+      <xs:complexType>
+        <xs:sequence>
+          <xs:element ref="pc:TermInfo" minOccurs="0" maxOccurs="unbounded"/>
+        </xs:sequence>
+      </xs:complexType>
+    </xs:element>
+    <xs:element name="TermInfo">
+      <xs:complexType>
+        <xs:sequence>
+          <xs:element ref="pc:TermName" minOccurs="0"/>
+          <xs:element ref="pc:TermId" minOccurs="0"/>
+        </xs:sequence>
+      </xs:complexType>
+    </xs:element>
+    <xs:element name="TermName" type="xs:string"/>
+    <xs:element name="TermId" type="xs:string"/>
+  </xs:schema>
+</ct:contentTypeSchema>
+</file>
+
+<file path=customXml/item2.xml><?xml version="1.0" encoding="utf-8"?>
+<?mso-contentType ?>
+<FormTemplates xmlns="http://schemas.microsoft.com/sharepoint/v3/contenttype/forms">
+  <Display>DocumentLibraryForm</Display>
+  <Edit>DocumentLibraryForm</Edit>
+  <New>DocumentLibraryForm</New>
+</FormTemplates>
+</file>
+
+<file path=customXml/item3.xml><?xml version="1.0" encoding="utf-8"?>
+<p:properties xmlns:p="http://schemas.microsoft.com/office/2006/metadata/properties" xmlns:xsi="http://www.w3.org/2001/XMLSchema-instance" xmlns:pc="http://schemas.microsoft.com/office/infopath/2007/PartnerControls">
+  <documentManagement>
+    <TaxCatchAll xmlns="52368652-30b7-403a-9b02-8b0663fbc4b5" xsi:nil="true"/>
+    <lcf76f155ced4ddcb4097134ff3c332f xmlns="ff51b768-b286-48f3-864e-18f827f5bd10">
+      <Terms xmlns="http://schemas.microsoft.com/office/infopath/2007/PartnerControls"/>
+    </lcf76f155ced4ddcb4097134ff3c332f>
+  </documentManagement>
+</p:properties>
+</file>
+
+<file path=customXml/itemProps1.xml><?xml version="1.0" encoding="utf-8"?>
+<ds:datastoreItem xmlns:ds="http://schemas.openxmlformats.org/officeDocument/2006/customXml" ds:itemID="{FBF56159-5942-47C5-BDD0-415389E30732}"/>
+</file>
+
+<file path=customXml/itemProps2.xml><?xml version="1.0" encoding="utf-8"?>
+<ds:datastoreItem xmlns:ds="http://schemas.openxmlformats.org/officeDocument/2006/customXml" ds:itemID="{D818BEA6-630A-4989-AF11-9FBAC207A9AD}"/>
+</file>
+
+<file path=customXml/itemProps3.xml><?xml version="1.0" encoding="utf-8"?>
+<ds:datastoreItem xmlns:ds="http://schemas.openxmlformats.org/officeDocument/2006/customXml" ds:itemID="{B69117CC-333C-4AFE-B0E5-C9F44CE5913E}"/>
 </file>